--- a/DB_assignment_7.docx
+++ b/DB_assignment_7.docx
@@ -7,8 +7,13 @@
         <w:jc w:val="center"/>
       </w:pPr>
       <w:r>
-        <w:t>Database Technologies – Assignment 5</w:t>
-      </w:r>
+        <w:t>Data</w:t>
+      </w:r>
+      <w:r>
+        <w:t>base Technologies – Assignment 7</w:t>
+      </w:r>
+      <w:bookmarkStart w:id="0" w:name="_GoBack"/>
+      <w:bookmarkEnd w:id="0"/>
     </w:p>
     <w:p>
       <w:pPr>
@@ -268,7 +273,6 @@
       <w:proofErr w:type="gramEnd"/>
     </w:p>
     <w:p>
-      <w:bookmarkStart w:id="0" w:name="_GoBack"/>
       <w:r>
         <w:rPr>
           <w:noProof/>
@@ -317,7 +321,6 @@
           </wp:inline>
         </w:drawing>
       </w:r>
-      <w:bookmarkEnd w:id="0"/>
     </w:p>
     <w:p/>
     <w:p/>
